--- a/arb/docx/43.content.docx
+++ b/arb/docx/43.content.docx
@@ -9,6 +9,8 @@
       </w:pPr>
       <w:r>
         <w:rPr>
+          <w:rtl/>
+          <w:cs/>
           <w:lang w:val="ar_AE" w:bidi="ar_AE"/>
         </w:rPr>
       </w:r>
@@ -20,12 +22,16 @@
       </w:pPr>
       <w:r>
         <w:rPr>
+          <w:rtl/>
+          <w:cs/>
           <w:lang w:val="ar_AE" w:bidi="ar_AE"/>
         </w:rPr>
         <w:t>Resource: Biblica Study Notes</w:t>
       </w:r>
       <w:r>
         <w:rPr>
+          <w:rtl/>
+          <w:cs/>
           <w:lang w:val="ar_AE" w:bidi="ar_AE"/>
         </w:rPr>
       </w:r>
@@ -36,53 +42,71 @@
       </w:pPr>
       <w:r>
         <w:rPr>
+          <w:rtl/>
+          <w:cs/>
           <w:lang w:val="ar_AE" w:bidi="ar_AE"/>
         </w:rPr>
       </w:r>
       <w:r>
         <w:rPr>
           <w:b/>
+          <w:rtl/>
+          <w:cs/>
           <w:lang w:val="ar_AE" w:bidi="ar_AE"/>
         </w:rPr>
         <w:t>Biblica Study Notes (Book Intros)</w:t>
       </w:r>
       <w:r>
         <w:rPr>
+          <w:rtl/>
+          <w:cs/>
           <w:lang w:val="ar_AE" w:bidi="ar_AE"/>
         </w:rPr>
         <w:t xml:space="preserve"> © 2023 Biblica Inc. Released under CC BY-SA 4.0 license. </w:t>
       </w:r>
       <w:r>
         <w:rPr>
+          <w:rtl/>
+          <w:cs/>
           <w:lang w:val="ar_AE" w:bidi="ar_AE"/>
         </w:rPr>
         <w:t>Biblica Study Notes</w:t>
       </w:r>
       <w:r>
         <w:rPr>
+          <w:rtl/>
+          <w:cs/>
           <w:lang w:val="ar_AE" w:bidi="ar_AE"/>
         </w:rPr>
         <w:t xml:space="preserve"> has been adapted in the following languages: Tok Pisin, Arabic (عربي), French (Français), Hindi (हिंदी), Indonesian (Bahasa Indonesia), Portuguese (Português), Russian (Русский), Spanish (Español), Swahili (Kiswahili), and Simplified Chinese (简体中文)from </w:t>
       </w:r>
       <w:r>
         <w:rPr>
+          <w:rtl/>
+          <w:cs/>
           <w:lang w:val="ar_AE" w:bidi="ar_AE"/>
         </w:rPr>
         <w:t>Biblica Study Notes</w:t>
       </w:r>
       <w:r>
         <w:rPr>
+          <w:rtl/>
+          <w:cs/>
           <w:lang w:val="ar_AE" w:bidi="ar_AE"/>
         </w:rPr>
         <w:t xml:space="preserve"> © 2023 Biblica Inc. Released under CC BY-SA 4.0 license by Mission Mutual</w:t>
       </w:r>
       <w:r>
         <w:rPr>
-          <w:lang w:val="ar_AE" w:bidi="ar_AE"/>
-        </w:rPr>
-      </w:r>
-      <w:r>
-        <w:rPr>
+          <w:rtl/>
+          <w:cs/>
+          <w:lang w:val="ar_AE" w:bidi="ar_AE"/>
+        </w:rPr>
+      </w:r>
+      <w:r>
+        <w:rPr>
+          <w:rtl/>
+          <w:cs/>
           <w:lang w:val="ar_AE" w:bidi="ar_AE"/>
         </w:rPr>
       </w:r>
@@ -94,6 +118,8 @@
       </w:pPr>
       <w:r>
         <w:rPr>
+          <w:rtl/>
+          <w:cs/>
           <w:lang w:val="ar_AE" w:bidi="ar_AE"/>
         </w:rPr>
         <w:t>Biblica Study Notes</w:t>
@@ -123,6 +149,8 @@
       </w:pPr>
       <w:r>
         <w:rPr>
+          <w:rtl/>
+          <w:cs/>
           <w:lang w:val="ar_AE" w:bidi="ar_AE"/>
         </w:rPr>
       </w:r>
@@ -134,12 +162,16 @@
       </w:pPr>
       <w:r>
         <w:rPr>
+          <w:rtl/>
+          <w:cs/>
           <w:lang w:val="ar_AE" w:bidi="ar_AE"/>
         </w:rPr>
         <w:t>JHN</w:t>
       </w:r>
       <w:r>
         <w:rPr>
+          <w:rtl/>
+          <w:cs/>
           <w:lang w:val="ar_AE" w:bidi="ar_AE"/>
         </w:rPr>
       </w:r>
@@ -150,22 +182,30 @@
       </w:pPr>
       <w:r>
         <w:rPr>
-          <w:lang w:val="ar_AE" w:bidi="ar_AE"/>
-        </w:rPr>
-      </w:r>
-      <w:r>
-        <w:rPr>
+          <w:rtl/>
+          <w:cs/>
+          <w:lang w:val="ar_AE" w:bidi="ar_AE"/>
+        </w:rPr>
+      </w:r>
+      <w:r>
+        <w:rPr>
+          <w:rtl/>
+          <w:cs/>
           <w:lang w:val="ar_AE" w:bidi="ar_AE"/>
         </w:rPr>
         <w:t xml:space="preserve"> </w:t>
       </w:r>
       <w:r>
         <w:rPr>
-          <w:lang w:val="ar_AE" w:bidi="ar_AE"/>
-        </w:rPr>
-      </w:r>
-      <w:r>
-        <w:rPr>
+          <w:rtl/>
+          <w:cs/>
+          <w:lang w:val="ar_AE" w:bidi="ar_AE"/>
+        </w:rPr>
+      </w:r>
+      <w:r>
+        <w:rPr>
+          <w:rtl/>
+          <w:cs/>
           <w:lang w:val="ar_AE" w:bidi="ar_AE"/>
         </w:rPr>
       </w:r>
@@ -191,6 +231,8 @@
       </w:pPr>
       <w:r>
         <w:rPr>
+          <w:rtl/>
+          <w:cs/>
           <w:lang w:val="ar_AE" w:bidi="ar_AE"/>
         </w:rPr>
       </w:r>
@@ -202,12 +244,16 @@
       </w:pPr>
       <w:r>
         <w:rPr>
+          <w:rtl/>
+          <w:cs/>
           <w:lang w:val="ar_AE" w:bidi="ar_AE"/>
         </w:rPr>
         <w:t>يوحنا</w:t>
       </w:r>
       <w:r>
         <w:rPr>
+          <w:rtl/>
+          <w:cs/>
           <w:lang w:val="ar_AE" w:bidi="ar_AE"/>
         </w:rPr>
       </w:r>
@@ -218,12 +264,16 @@
       </w:pPr>
       <w:r>
         <w:rPr>
+          <w:rtl/>
+          <w:cs/>
           <w:lang w:val="ar_AE" w:bidi="ar_AE"/>
         </w:rPr>
       </w:r>
       <w:r>
         <w:rPr>
           <w:b/>
+          <w:rtl/>
+          <w:cs/>
           <w:lang w:val="ar_AE" w:bidi="ar_AE"/>
         </w:rPr>
         <w:t>ما هو إنجيل يوحنا؟</w:t>
@@ -238,11 +288,15 @@
       </w:pPr>
       <w:r>
         <w:rPr>
-          <w:lang w:val="ar_AE" w:bidi="ar_AE"/>
-        </w:rPr>
-      </w:r>
-      <w:r>
-        <w:rPr>
+          <w:rtl/>
+          <w:cs/>
+          <w:lang w:val="ar_AE" w:bidi="ar_AE"/>
+        </w:rPr>
+      </w:r>
+      <w:r>
+        <w:rPr>
+          <w:rtl/>
+          <w:cs/>
           <w:lang w:val="ar_AE" w:bidi="ar_AE"/>
         </w:rPr>
         <w:t>إن إنجيل يوحنا هو مجموعة من القصص عن يسوع. وهو يتضمن كلمات وتعاليم يسوع. وتم تناقل هذه القصص والتعاليم من قِبَل أتباع يسوع الذين عاشوا وعملوا معه.</w:t>
@@ -257,11 +311,15 @@
       </w:pPr>
       <w:r>
         <w:rPr>
-          <w:lang w:val="ar_AE" w:bidi="ar_AE"/>
-        </w:rPr>
-      </w:r>
-      <w:r>
-        <w:rPr>
+          <w:rtl/>
+          <w:cs/>
+          <w:lang w:val="ar_AE" w:bidi="ar_AE"/>
+        </w:rPr>
+      </w:r>
+      <w:r>
+        <w:rPr>
+          <w:rtl/>
+          <w:cs/>
           <w:lang w:val="ar_AE" w:bidi="ar_AE"/>
         </w:rPr>
         <w:t>روى يوحنا قصة إنجيله بطريقة جديدة ومختلفة عن كُتَّاب الأناجيل الآخرين. ومع ذلك، فإن القصص والتعاليم التي سجلها يوحنا تتفق مع أناجيل متى ومرقس ولوقا.</w:t>
@@ -276,11 +334,15 @@
       </w:pPr>
       <w:r>
         <w:rPr>
-          <w:lang w:val="ar_AE" w:bidi="ar_AE"/>
-        </w:rPr>
-      </w:r>
-      <w:r>
-        <w:rPr>
+          <w:rtl/>
+          <w:cs/>
+          <w:lang w:val="ar_AE" w:bidi="ar_AE"/>
+        </w:rPr>
+      </w:r>
+      <w:r>
+        <w:rPr>
+          <w:rtl/>
+          <w:cs/>
           <w:lang w:val="ar_AE" w:bidi="ar_AE"/>
         </w:rPr>
         <w:t>يُعتقد أن يوحنا كتب إنجيله بين السنوات 85 و90 ميلادي.</w:t>
@@ -292,12 +354,16 @@
       </w:pPr>
       <w:r>
         <w:rPr>
+          <w:rtl/>
+          <w:cs/>
           <w:lang w:val="ar_AE" w:bidi="ar_AE"/>
         </w:rPr>
       </w:r>
       <w:r>
         <w:rPr>
           <w:b/>
+          <w:rtl/>
+          <w:cs/>
           <w:lang w:val="ar_AE" w:bidi="ar_AE"/>
         </w:rPr>
         <w:t>لمن كُتب إنجيل يوحنا؟</w:t>
@@ -312,11 +378,15 @@
       </w:pPr>
       <w:r>
         <w:rPr>
-          <w:lang w:val="ar_AE" w:bidi="ar_AE"/>
-        </w:rPr>
-      </w:r>
-      <w:r>
-        <w:rPr>
+          <w:rtl/>
+          <w:cs/>
+          <w:lang w:val="ar_AE" w:bidi="ar_AE"/>
+        </w:rPr>
+      </w:r>
+      <w:r>
+        <w:rPr>
+          <w:rtl/>
+          <w:cs/>
           <w:lang w:val="ar_AE" w:bidi="ar_AE"/>
         </w:rPr>
         <w:t>للمؤمنين اليهود والأمم الذين عاشوا في الأراضي التي كانت تحت سلطان الامبراطورية الرومانية.</w:t>
@@ -331,11 +401,15 @@
       </w:pPr>
       <w:r>
         <w:rPr>
-          <w:lang w:val="ar_AE" w:bidi="ar_AE"/>
-        </w:rPr>
-      </w:r>
-      <w:r>
-        <w:rPr>
+          <w:rtl/>
+          <w:cs/>
+          <w:lang w:val="ar_AE" w:bidi="ar_AE"/>
+        </w:rPr>
+      </w:r>
+      <w:r>
+        <w:rPr>
+          <w:rtl/>
+          <w:cs/>
           <w:lang w:val="ar_AE" w:bidi="ar_AE"/>
         </w:rPr>
         <w:t>للأشخاص الذين لم يعرفوا من هو يسوع.</w:t>
@@ -350,11 +424,15 @@
       </w:pPr>
       <w:r>
         <w:rPr>
-          <w:lang w:val="ar_AE" w:bidi="ar_AE"/>
-        </w:rPr>
-      </w:r>
-      <w:r>
-        <w:rPr>
+          <w:rtl/>
+          <w:cs/>
+          <w:lang w:val="ar_AE" w:bidi="ar_AE"/>
+        </w:rPr>
+      </w:r>
+      <w:r>
+        <w:rPr>
+          <w:rtl/>
+          <w:cs/>
           <w:lang w:val="ar_AE" w:bidi="ar_AE"/>
         </w:rPr>
         <w:t>يدرك أتباع يسوع أن إنجيل يوحنا يشارك الحق عن يسوع. لذلك فهو لجميع الناس في كل مكان.</w:t>
@@ -366,12 +444,16 @@
       </w:pPr>
       <w:r>
         <w:rPr>
+          <w:rtl/>
+          <w:cs/>
           <w:lang w:val="ar_AE" w:bidi="ar_AE"/>
         </w:rPr>
       </w:r>
       <w:r>
         <w:rPr>
           <w:b/>
+          <w:rtl/>
+          <w:cs/>
           <w:lang w:val="ar_AE" w:bidi="ar_AE"/>
         </w:rPr>
         <w:t>لماذا كُتب إنجيل يوحنا؟</w:t>
@@ -386,11 +468,15 @@
       </w:pPr>
       <w:r>
         <w:rPr>
-          <w:lang w:val="ar_AE" w:bidi="ar_AE"/>
-        </w:rPr>
-      </w:r>
-      <w:r>
-        <w:rPr>
+          <w:rtl/>
+          <w:cs/>
+          <w:lang w:val="ar_AE" w:bidi="ar_AE"/>
+        </w:rPr>
+      </w:r>
+      <w:r>
+        <w:rPr>
+          <w:rtl/>
+          <w:cs/>
           <w:lang w:val="ar_AE" w:bidi="ar_AE"/>
         </w:rPr>
         <w:t>لمساعدة المؤمنين في جميع أنحاء الأراضي الرومانية على فهم المزيد عن يسوع واتِّبَاعه بأمانة.</w:t>
@@ -405,11 +491,15 @@
       </w:pPr>
       <w:r>
         <w:rPr>
-          <w:lang w:val="ar_AE" w:bidi="ar_AE"/>
-        </w:rPr>
-      </w:r>
-      <w:r>
-        <w:rPr>
+          <w:rtl/>
+          <w:cs/>
+          <w:lang w:val="ar_AE" w:bidi="ar_AE"/>
+        </w:rPr>
+      </w:r>
+      <w:r>
+        <w:rPr>
+          <w:rtl/>
+          <w:cs/>
           <w:lang w:val="ar_AE" w:bidi="ar_AE"/>
         </w:rPr>
         <w:t>لمساعدة الناس الذين لم يعرفوا عن يسوع على أن يؤمنوا بأنه هو المسيَّا وابن الله.</w:t>
@@ -424,11 +514,15 @@
       </w:pPr>
       <w:r>
         <w:rPr>
-          <w:lang w:val="ar_AE" w:bidi="ar_AE"/>
-        </w:rPr>
-      </w:r>
-      <w:r>
-        <w:rPr>
+          <w:rtl/>
+          <w:cs/>
+          <w:lang w:val="ar_AE" w:bidi="ar_AE"/>
+        </w:rPr>
+      </w:r>
+      <w:r>
+        <w:rPr>
+          <w:rtl/>
+          <w:cs/>
           <w:lang w:val="ar_AE" w:bidi="ar_AE"/>
         </w:rPr>
         <w:t>لدعوة الجميع لتلقي هِبَّة الحياة الأبدية من يسوع.</w:t>
@@ -440,12 +534,16 @@
       </w:pPr>
       <w:r>
         <w:rPr>
+          <w:rtl/>
+          <w:cs/>
           <w:lang w:val="ar_AE" w:bidi="ar_AE"/>
         </w:rPr>
       </w:r>
       <w:r>
         <w:rPr>
           <w:b/>
+          <w:rtl/>
+          <w:cs/>
           <w:lang w:val="ar_AE" w:bidi="ar_AE"/>
         </w:rPr>
         <w:t>الأفكار الرئيسية</w:t>
@@ -460,11 +558,15 @@
       </w:pPr>
       <w:r>
         <w:rPr>
-          <w:lang w:val="ar_AE" w:bidi="ar_AE"/>
-        </w:rPr>
-      </w:r>
-      <w:r>
-        <w:rPr>
+          <w:rtl/>
+          <w:cs/>
+          <w:lang w:val="ar_AE" w:bidi="ar_AE"/>
+        </w:rPr>
+      </w:r>
+      <w:r>
+        <w:rPr>
+          <w:rtl/>
+          <w:cs/>
           <w:lang w:val="ar_AE" w:bidi="ar_AE"/>
         </w:rPr>
         <w:t>يسوع كلمة الله، المسيَّا وابن الله.</w:t>
@@ -479,11 +581,15 @@
       </w:pPr>
       <w:r>
         <w:rPr>
-          <w:lang w:val="ar_AE" w:bidi="ar_AE"/>
-        </w:rPr>
-      </w:r>
-      <w:r>
-        <w:rPr>
+          <w:rtl/>
+          <w:cs/>
+          <w:lang w:val="ar_AE" w:bidi="ar_AE"/>
+        </w:rPr>
+      </w:r>
+      <w:r>
+        <w:rPr>
+          <w:rtl/>
+          <w:cs/>
           <w:lang w:val="ar_AE" w:bidi="ar_AE"/>
         </w:rPr>
         <w:t>تصريحات أنا أكون السبعة.</w:t>
@@ -498,11 +604,15 @@
       </w:pPr>
       <w:r>
         <w:rPr>
-          <w:lang w:val="ar_AE" w:bidi="ar_AE"/>
-        </w:rPr>
-      </w:r>
-      <w:r>
-        <w:rPr>
+          <w:rtl/>
+          <w:cs/>
+          <w:lang w:val="ar_AE" w:bidi="ar_AE"/>
+        </w:rPr>
+      </w:r>
+      <w:r>
+        <w:rPr>
+          <w:rtl/>
+          <w:cs/>
           <w:lang w:val="ar_AE" w:bidi="ar_AE"/>
         </w:rPr>
         <w:t>الآيات السبع التي قام بها يسوع التي تُظهر أنه المسيَّا.</w:t>
@@ -517,11 +627,15 @@
       </w:pPr>
       <w:r>
         <w:rPr>
-          <w:lang w:val="ar_AE" w:bidi="ar_AE"/>
-        </w:rPr>
-      </w:r>
-      <w:r>
-        <w:rPr>
+          <w:rtl/>
+          <w:cs/>
+          <w:lang w:val="ar_AE" w:bidi="ar_AE"/>
+        </w:rPr>
+      </w:r>
+      <w:r>
+        <w:rPr>
+          <w:rtl/>
+          <w:cs/>
           <w:lang w:val="ar_AE" w:bidi="ar_AE"/>
         </w:rPr>
         <w:t>الشهود السبعة ليسوع.</w:t>
@@ -533,12 +647,16 @@
       </w:pPr>
       <w:r>
         <w:rPr>
+          <w:rtl/>
+          <w:cs/>
           <w:lang w:val="ar_AE" w:bidi="ar_AE"/>
         </w:rPr>
       </w:r>
       <w:r>
         <w:rPr>
           <w:b/>
+          <w:rtl/>
+          <w:cs/>
           <w:lang w:val="ar_AE" w:bidi="ar_AE"/>
         </w:rPr>
         <w:t>مخطط السفر</w:t>
@@ -550,12 +668,16 @@
       </w:pPr>
       <w:r>
         <w:rPr>
+          <w:rtl/>
+          <w:cs/>
           <w:lang w:val="ar_AE" w:bidi="ar_AE"/>
         </w:rPr>
       </w:r>
       <w:r>
         <w:rPr>
           <w:b/>
+          <w:rtl/>
+          <w:cs/>
           <w:lang w:val="ar_AE" w:bidi="ar_AE"/>
         </w:rPr>
         <w:t>الكلمة صار إنسانًا (1:1–18).</w:t>
@@ -567,12 +689,16 @@
       </w:pPr>
       <w:r>
         <w:rPr>
+          <w:rtl/>
+          <w:cs/>
           <w:lang w:val="ar_AE" w:bidi="ar_AE"/>
         </w:rPr>
       </w:r>
       <w:r>
         <w:rPr>
           <w:b/>
+          <w:rtl/>
+          <w:cs/>
           <w:lang w:val="ar_AE" w:bidi="ar_AE"/>
         </w:rPr>
         <w:t>بداية عمل وخدمة يسوع (1:19–51).</w:t>
@@ -584,12 +710,16 @@
       </w:pPr>
       <w:r>
         <w:rPr>
+          <w:rtl/>
+          <w:cs/>
           <w:lang w:val="ar_AE" w:bidi="ar_AE"/>
         </w:rPr>
       </w:r>
       <w:r>
         <w:rPr>
           <w:b/>
+          <w:rtl/>
+          <w:cs/>
           <w:lang w:val="ar_AE" w:bidi="ar_AE"/>
         </w:rPr>
         <w:t>يسوع يُعَلِّم في العلن ويقوم بسبع آيات (2 - 11).</w:t>
@@ -601,12 +731,16 @@
       </w:pPr>
       <w:r>
         <w:rPr>
+          <w:rtl/>
+          <w:cs/>
           <w:lang w:val="ar_AE" w:bidi="ar_AE"/>
         </w:rPr>
       </w:r>
       <w:r>
         <w:rPr>
           <w:b/>
+          <w:rtl/>
+          <w:cs/>
           <w:lang w:val="ar_AE" w:bidi="ar_AE"/>
         </w:rPr>
         <w:t>الأسبوع الأخير من حياة يسوع (12 - 19).</w:t>
@@ -618,12 +752,16 @@
       </w:pPr>
       <w:r>
         <w:rPr>
+          <w:rtl/>
+          <w:cs/>
           <w:lang w:val="ar_AE" w:bidi="ar_AE"/>
         </w:rPr>
       </w:r>
       <w:r>
         <w:rPr>
           <w:b/>
+          <w:rtl/>
+          <w:cs/>
           <w:lang w:val="ar_AE" w:bidi="ar_AE"/>
         </w:rPr>
         <w:t>قيامة يسوع من بين الأموات (20).</w:t>
@@ -635,23 +773,31 @@
       </w:pPr>
       <w:r>
         <w:rPr>
+          <w:rtl/>
+          <w:cs/>
           <w:lang w:val="ar_AE" w:bidi="ar_AE"/>
         </w:rPr>
       </w:r>
       <w:r>
         <w:rPr>
           <w:b/>
+          <w:rtl/>
+          <w:cs/>
           <w:lang w:val="ar_AE" w:bidi="ar_AE"/>
         </w:rPr>
         <w:t>يسوع يقضي وقتًا مع التلاميذ (21).</w:t>
       </w:r>
       <w:r>
         <w:rPr>
-          <w:lang w:val="ar_AE" w:bidi="ar_AE"/>
-        </w:rPr>
-      </w:r>
-      <w:r>
-        <w:rPr>
+          <w:rtl/>
+          <w:cs/>
+          <w:lang w:val="ar_AE" w:bidi="ar_AE"/>
+        </w:rPr>
+      </w:r>
+      <w:r>
+        <w:rPr>
+          <w:rtl/>
+          <w:cs/>
           <w:lang w:val="ar_AE" w:bidi="ar_AE"/>
         </w:rPr>
       </w:r>
